--- a/code/Teams_4.docx
+++ b/code/Teams_4.docx
@@ -222,37 +222,6 @@
                 <w:sz w:val="20"/>
                 <w:szCs w:val="20"/>
               </w:rPr>
-              <w:t xml:space="preserve">Sanskruti Subhash Kadam</w:t>
-            </w:r>
-          </w:p>
-        </w:tc>
-        <w:tc>
-          <w:tcPr>
-            <w:tcW w:type="dxa" w:w="2340"/>
-            <w:tcBorders>
-              <w:top w:val="single" w:color="000000" w:sz="4"/>
-              <w:left w:val="single" w:color="000000" w:sz="4"/>
-              <w:bottom w:val="single" w:color="000000" w:sz="4"/>
-              <w:right w:val="single" w:color="000000" w:sz="4"/>
-            </w:tcBorders>
-            <w:tcMar>
-              <w:top w:type="dxa" w:w="100"/>
-              <w:left w:type="dxa" w:w="100"/>
-              <w:bottom w:type="dxa" w:w="100"/>
-              <w:right w:type="dxa" w:w="100"/>
-            </w:tcMar>
-          </w:tcPr>
-          <w:p>
-            <w:pPr>
-              <w:jc w:val="center"/>
-            </w:pPr>
-            <w:r>
-              <w:rPr>
-                <w:b w:val="false"/>
-                <w:bCs w:val="false"/>
-                <w:sz w:val="20"/>
-                <w:szCs w:val="20"/>
-              </w:rPr>
               <w:t xml:space="preserve">Jitesh Dhanraj Kotian</w:t>
             </w:r>
           </w:p>
@@ -284,7 +253,38 @@
                 <w:sz w:val="20"/>
                 <w:szCs w:val="20"/>
               </w:rPr>
-              <w:t xml:space="preserve">Anish Ravi Nadar</w:t>
+              <w:t xml:space="preserve">Ruchit Ramesh Shetty</w:t>
+            </w:r>
+          </w:p>
+        </w:tc>
+        <w:tc>
+          <w:tcPr>
+            <w:tcW w:type="dxa" w:w="2340"/>
+            <w:tcBorders>
+              <w:top w:val="single" w:color="000000" w:sz="4"/>
+              <w:left w:val="single" w:color="000000" w:sz="4"/>
+              <w:bottom w:val="single" w:color="000000" w:sz="4"/>
+              <w:right w:val="single" w:color="000000" w:sz="4"/>
+            </w:tcBorders>
+            <w:tcMar>
+              <w:top w:type="dxa" w:w="100"/>
+              <w:left w:type="dxa" w:w="100"/>
+              <w:bottom w:type="dxa" w:w="100"/>
+              <w:right w:type="dxa" w:w="100"/>
+            </w:tcMar>
+          </w:tcPr>
+          <w:p>
+            <w:pPr>
+              <w:jc w:val="center"/>
+            </w:pPr>
+            <w:r>
+              <w:rPr>
+                <w:b w:val="false"/>
+                <w:bCs w:val="false"/>
+                <w:sz w:val="20"/>
+                <w:szCs w:val="20"/>
+              </w:rPr>
+              <w:t xml:space="preserve">Rohan Patil</w:t>
             </w:r>
           </w:p>
         </w:tc>
@@ -317,100 +317,100 @@
                 <w:sz w:val="20"/>
                 <w:szCs w:val="20"/>
               </w:rPr>
-              <w:t xml:space="preserve">Vaishnavi Mahesh Koyande</w:t>
-            </w:r>
-          </w:p>
-        </w:tc>
-        <w:tc>
-          <w:tcPr>
-            <w:tcW w:type="dxa" w:w="2340"/>
-            <w:tcBorders>
-              <w:top w:val="single" w:color="000000" w:sz="4"/>
-              <w:left w:val="single" w:color="000000" w:sz="4"/>
-              <w:bottom w:val="single" w:color="000000" w:sz="4"/>
-              <w:right w:val="single" w:color="000000" w:sz="4"/>
-            </w:tcBorders>
-            <w:tcMar>
-              <w:top w:type="dxa" w:w="100"/>
-              <w:left w:type="dxa" w:w="100"/>
-              <w:bottom w:type="dxa" w:w="100"/>
-              <w:right w:type="dxa" w:w="100"/>
-            </w:tcMar>
-          </w:tcPr>
-          <w:p>
-            <w:pPr>
-              <w:jc w:val="center"/>
-            </w:pPr>
-            <w:r>
-              <w:rPr>
-                <w:b w:val="false"/>
-                <w:bCs w:val="false"/>
-                <w:sz w:val="20"/>
-                <w:szCs w:val="20"/>
-              </w:rPr>
-              <w:t xml:space="preserve">P. S. PRIYADARSHINI</w:t>
-            </w:r>
-          </w:p>
-        </w:tc>
-        <w:tc>
-          <w:tcPr>
-            <w:tcW w:type="dxa" w:w="2340"/>
-            <w:tcBorders>
-              <w:top w:val="single" w:color="000000" w:sz="4"/>
-              <w:left w:val="single" w:color="000000" w:sz="4"/>
-              <w:bottom w:val="single" w:color="000000" w:sz="4"/>
-              <w:right w:val="single" w:color="000000" w:sz="4"/>
-            </w:tcBorders>
-            <w:tcMar>
-              <w:top w:type="dxa" w:w="100"/>
-              <w:left w:type="dxa" w:w="100"/>
-              <w:bottom w:type="dxa" w:w="100"/>
-              <w:right w:type="dxa" w:w="100"/>
-            </w:tcMar>
-          </w:tcPr>
-          <w:p>
-            <w:pPr>
-              <w:jc w:val="center"/>
-            </w:pPr>
-            <w:r>
-              <w:rPr>
-                <w:b w:val="false"/>
-                <w:bCs w:val="false"/>
-                <w:sz w:val="20"/>
-                <w:szCs w:val="20"/>
-              </w:rPr>
-              <w:t xml:space="preserve">Vrushabh Kailas Dhomse</w:t>
-            </w:r>
-          </w:p>
-        </w:tc>
-        <w:tc>
-          <w:tcPr>
-            <w:tcW w:type="dxa" w:w="2340"/>
-            <w:tcBorders>
-              <w:top w:val="single" w:color="000000" w:sz="4"/>
-              <w:left w:val="single" w:color="000000" w:sz="4"/>
-              <w:bottom w:val="single" w:color="000000" w:sz="4"/>
-              <w:right w:val="single" w:color="000000" w:sz="4"/>
-            </w:tcBorders>
-            <w:tcMar>
-              <w:top w:type="dxa" w:w="100"/>
-              <w:left w:type="dxa" w:w="100"/>
-              <w:bottom w:type="dxa" w:w="100"/>
-              <w:right w:type="dxa" w:w="100"/>
-            </w:tcMar>
-          </w:tcPr>
-          <w:p>
-            <w:pPr>
-              <w:jc w:val="center"/>
-            </w:pPr>
-            <w:r>
-              <w:rPr>
-                <w:b w:val="false"/>
-                <w:bCs w:val="false"/>
-                <w:sz w:val="20"/>
-                <w:szCs w:val="20"/>
-              </w:rPr>
-              <w:t xml:space="preserve">Aditya Nagesh Raorane</w:t>
+              <w:t xml:space="preserve">Anish Ravi Nadar</w:t>
+            </w:r>
+          </w:p>
+        </w:tc>
+        <w:tc>
+          <w:tcPr>
+            <w:tcW w:type="dxa" w:w="2340"/>
+            <w:tcBorders>
+              <w:top w:val="single" w:color="000000" w:sz="4"/>
+              <w:left w:val="single" w:color="000000" w:sz="4"/>
+              <w:bottom w:val="single" w:color="000000" w:sz="4"/>
+              <w:right w:val="single" w:color="000000" w:sz="4"/>
+            </w:tcBorders>
+            <w:tcMar>
+              <w:top w:type="dxa" w:w="100"/>
+              <w:left w:type="dxa" w:w="100"/>
+              <w:bottom w:type="dxa" w:w="100"/>
+              <w:right w:type="dxa" w:w="100"/>
+            </w:tcMar>
+          </w:tcPr>
+          <w:p>
+            <w:pPr>
+              <w:jc w:val="center"/>
+            </w:pPr>
+            <w:r>
+              <w:rPr>
+                <w:b w:val="false"/>
+                <w:bCs w:val="false"/>
+                <w:sz w:val="20"/>
+                <w:szCs w:val="20"/>
+              </w:rPr>
+              <w:t xml:space="preserve">Dhruvi Pradeepkumar Patel</w:t>
+            </w:r>
+          </w:p>
+        </w:tc>
+        <w:tc>
+          <w:tcPr>
+            <w:tcW w:type="dxa" w:w="2340"/>
+            <w:tcBorders>
+              <w:top w:val="single" w:color="000000" w:sz="4"/>
+              <w:left w:val="single" w:color="000000" w:sz="4"/>
+              <w:bottom w:val="single" w:color="000000" w:sz="4"/>
+              <w:right w:val="single" w:color="000000" w:sz="4"/>
+            </w:tcBorders>
+            <w:tcMar>
+              <w:top w:type="dxa" w:w="100"/>
+              <w:left w:type="dxa" w:w="100"/>
+              <w:bottom w:type="dxa" w:w="100"/>
+              <w:right w:type="dxa" w:w="100"/>
+            </w:tcMar>
+          </w:tcPr>
+          <w:p>
+            <w:pPr>
+              <w:jc w:val="center"/>
+            </w:pPr>
+            <w:r>
+              <w:rPr>
+                <w:b w:val="false"/>
+                <w:bCs w:val="false"/>
+                <w:sz w:val="20"/>
+                <w:szCs w:val="20"/>
+              </w:rPr>
+              <w:t xml:space="preserve">Diksha Manoj Patil</w:t>
+            </w:r>
+          </w:p>
+        </w:tc>
+        <w:tc>
+          <w:tcPr>
+            <w:tcW w:type="dxa" w:w="2340"/>
+            <w:tcBorders>
+              <w:top w:val="single" w:color="000000" w:sz="4"/>
+              <w:left w:val="single" w:color="000000" w:sz="4"/>
+              <w:bottom w:val="single" w:color="000000" w:sz="4"/>
+              <w:right w:val="single" w:color="000000" w:sz="4"/>
+            </w:tcBorders>
+            <w:tcMar>
+              <w:top w:type="dxa" w:w="100"/>
+              <w:left w:type="dxa" w:w="100"/>
+              <w:bottom w:type="dxa" w:w="100"/>
+              <w:right w:type="dxa" w:w="100"/>
+            </w:tcMar>
+          </w:tcPr>
+          <w:p>
+            <w:pPr>
+              <w:jc w:val="center"/>
+            </w:pPr>
+            <w:r>
+              <w:rPr>
+                <w:b w:val="false"/>
+                <w:bCs w:val="false"/>
+                <w:sz w:val="20"/>
+                <w:szCs w:val="20"/>
+              </w:rPr>
+              <w:t xml:space="preserve">Kaustubh Kiran Gaikwad</w:t>
             </w:r>
           </w:p>
         </w:tc>
@@ -443,100 +443,100 @@
                 <w:sz w:val="20"/>
                 <w:szCs w:val="20"/>
               </w:rPr>
-              <w:t xml:space="preserve">Dhruvi Pradeepkumar Patel</w:t>
-            </w:r>
-          </w:p>
-        </w:tc>
-        <w:tc>
-          <w:tcPr>
-            <w:tcW w:type="dxa" w:w="2340"/>
-            <w:tcBorders>
-              <w:top w:val="single" w:color="000000" w:sz="4"/>
-              <w:left w:val="single" w:color="000000" w:sz="4"/>
-              <w:bottom w:val="single" w:color="000000" w:sz="4"/>
-              <w:right w:val="single" w:color="000000" w:sz="4"/>
-            </w:tcBorders>
-            <w:tcMar>
-              <w:top w:type="dxa" w:w="100"/>
-              <w:left w:type="dxa" w:w="100"/>
-              <w:bottom w:type="dxa" w:w="100"/>
-              <w:right w:type="dxa" w:w="100"/>
-            </w:tcMar>
-          </w:tcPr>
-          <w:p>
-            <w:pPr>
-              <w:jc w:val="center"/>
-            </w:pPr>
-            <w:r>
-              <w:rPr>
-                <w:b w:val="false"/>
-                <w:bCs w:val="false"/>
-                <w:sz w:val="20"/>
-                <w:szCs w:val="20"/>
-              </w:rPr>
-              <w:t xml:space="preserve">Ruth Anand Bonala</w:t>
-            </w:r>
-          </w:p>
-        </w:tc>
-        <w:tc>
-          <w:tcPr>
-            <w:tcW w:type="dxa" w:w="2340"/>
-            <w:tcBorders>
-              <w:top w:val="single" w:color="000000" w:sz="4"/>
-              <w:left w:val="single" w:color="000000" w:sz="4"/>
-              <w:bottom w:val="single" w:color="000000" w:sz="4"/>
-              <w:right w:val="single" w:color="000000" w:sz="4"/>
-            </w:tcBorders>
-            <w:tcMar>
-              <w:top w:type="dxa" w:w="100"/>
-              <w:left w:type="dxa" w:w="100"/>
-              <w:bottom w:type="dxa" w:w="100"/>
-              <w:right w:type="dxa" w:w="100"/>
-            </w:tcMar>
-          </w:tcPr>
-          <w:p>
-            <w:pPr>
-              <w:jc w:val="center"/>
-            </w:pPr>
-            <w:r>
-              <w:rPr>
-                <w:b w:val="false"/>
-                <w:bCs w:val="false"/>
-                <w:sz w:val="20"/>
-                <w:szCs w:val="20"/>
-              </w:rPr>
-              <w:t xml:space="preserve">Luvv Sandesh Swami</w:t>
-            </w:r>
-          </w:p>
-        </w:tc>
-        <w:tc>
-          <w:tcPr>
-            <w:tcW w:type="dxa" w:w="2340"/>
-            <w:tcBorders>
-              <w:top w:val="single" w:color="000000" w:sz="4"/>
-              <w:left w:val="single" w:color="000000" w:sz="4"/>
-              <w:bottom w:val="single" w:color="000000" w:sz="4"/>
-              <w:right w:val="single" w:color="000000" w:sz="4"/>
-            </w:tcBorders>
-            <w:tcMar>
-              <w:top w:type="dxa" w:w="100"/>
-              <w:left w:type="dxa" w:w="100"/>
-              <w:bottom w:type="dxa" w:w="100"/>
-              <w:right w:type="dxa" w:w="100"/>
-            </w:tcMar>
-          </w:tcPr>
-          <w:p>
-            <w:pPr>
-              <w:jc w:val="center"/>
-            </w:pPr>
-            <w:r>
-              <w:rPr>
-                <w:b w:val="false"/>
-                <w:bCs w:val="false"/>
-                <w:sz w:val="20"/>
-                <w:szCs w:val="20"/>
-              </w:rPr>
-              <w:t xml:space="preserve">Jai Rajesh Jain</w:t>
+              <w:t xml:space="preserve">P. S. PRIYADARSHINI</w:t>
+            </w:r>
+          </w:p>
+        </w:tc>
+        <w:tc>
+          <w:tcPr>
+            <w:tcW w:type="dxa" w:w="2340"/>
+            <w:tcBorders>
+              <w:top w:val="single" w:color="000000" w:sz="4"/>
+              <w:left w:val="single" w:color="000000" w:sz="4"/>
+              <w:bottom w:val="single" w:color="000000" w:sz="4"/>
+              <w:right w:val="single" w:color="000000" w:sz="4"/>
+            </w:tcBorders>
+            <w:tcMar>
+              <w:top w:type="dxa" w:w="100"/>
+              <w:left w:type="dxa" w:w="100"/>
+              <w:bottom w:type="dxa" w:w="100"/>
+              <w:right w:type="dxa" w:w="100"/>
+            </w:tcMar>
+          </w:tcPr>
+          <w:p>
+            <w:pPr>
+              <w:jc w:val="center"/>
+            </w:pPr>
+            <w:r>
+              <w:rPr>
+                <w:b w:val="false"/>
+                <w:bCs w:val="false"/>
+                <w:sz w:val="20"/>
+                <w:szCs w:val="20"/>
+              </w:rPr>
+              <w:t xml:space="preserve">Vrushabh Kailas Dhomse</w:t>
+            </w:r>
+          </w:p>
+        </w:tc>
+        <w:tc>
+          <w:tcPr>
+            <w:tcW w:type="dxa" w:w="2340"/>
+            <w:tcBorders>
+              <w:top w:val="single" w:color="000000" w:sz="4"/>
+              <w:left w:val="single" w:color="000000" w:sz="4"/>
+              <w:bottom w:val="single" w:color="000000" w:sz="4"/>
+              <w:right w:val="single" w:color="000000" w:sz="4"/>
+            </w:tcBorders>
+            <w:tcMar>
+              <w:top w:type="dxa" w:w="100"/>
+              <w:left w:type="dxa" w:w="100"/>
+              <w:bottom w:type="dxa" w:w="100"/>
+              <w:right w:type="dxa" w:w="100"/>
+            </w:tcMar>
+          </w:tcPr>
+          <w:p>
+            <w:pPr>
+              <w:jc w:val="center"/>
+            </w:pPr>
+            <w:r>
+              <w:rPr>
+                <w:b w:val="false"/>
+                <w:bCs w:val="false"/>
+                <w:sz w:val="20"/>
+                <w:szCs w:val="20"/>
+              </w:rPr>
+              <w:t xml:space="preserve">Juan Allwin Andrades</w:t>
+            </w:r>
+          </w:p>
+        </w:tc>
+        <w:tc>
+          <w:tcPr>
+            <w:tcW w:type="dxa" w:w="2340"/>
+            <w:tcBorders>
+              <w:top w:val="single" w:color="000000" w:sz="4"/>
+              <w:left w:val="single" w:color="000000" w:sz="4"/>
+              <w:bottom w:val="single" w:color="000000" w:sz="4"/>
+              <w:right w:val="single" w:color="000000" w:sz="4"/>
+            </w:tcBorders>
+            <w:tcMar>
+              <w:top w:type="dxa" w:w="100"/>
+              <w:left w:type="dxa" w:w="100"/>
+              <w:bottom w:type="dxa" w:w="100"/>
+              <w:right w:type="dxa" w:w="100"/>
+            </w:tcMar>
+          </w:tcPr>
+          <w:p>
+            <w:pPr>
+              <w:jc w:val="center"/>
+            </w:pPr>
+            <w:r>
+              <w:rPr>
+                <w:b w:val="false"/>
+                <w:bCs w:val="false"/>
+                <w:sz w:val="20"/>
+                <w:szCs w:val="20"/>
+              </w:rPr>
+              <w:t xml:space="preserve">Atharva Atul Kawtikwar</w:t>
             </w:r>
           </w:p>
         </w:tc>
@@ -569,100 +569,100 @@
                 <w:sz w:val="20"/>
                 <w:szCs w:val="20"/>
               </w:rPr>
-              <w:t xml:space="preserve">Vaishav Rajendraprasad Pal</w:t>
-            </w:r>
-          </w:p>
-        </w:tc>
-        <w:tc>
-          <w:tcPr>
-            <w:tcW w:type="dxa" w:w="2340"/>
-            <w:tcBorders>
-              <w:top w:val="single" w:color="000000" w:sz="4"/>
-              <w:left w:val="single" w:color="000000" w:sz="4"/>
-              <w:bottom w:val="single" w:color="000000" w:sz="4"/>
-              <w:right w:val="single" w:color="000000" w:sz="4"/>
-            </w:tcBorders>
-            <w:tcMar>
-              <w:top w:type="dxa" w:w="100"/>
-              <w:left w:type="dxa" w:w="100"/>
-              <w:bottom w:type="dxa" w:w="100"/>
-              <w:right w:type="dxa" w:w="100"/>
-            </w:tcMar>
-          </w:tcPr>
-          <w:p>
-            <w:pPr>
-              <w:jc w:val="center"/>
-            </w:pPr>
-            <w:r>
-              <w:rPr>
-                <w:b w:val="false"/>
-                <w:bCs w:val="false"/>
-                <w:sz w:val="20"/>
-                <w:szCs w:val="20"/>
-              </w:rPr>
-              <w:t xml:space="preserve">Adarsh Arvind Gupta</w:t>
-            </w:r>
-          </w:p>
-        </w:tc>
-        <w:tc>
-          <w:tcPr>
-            <w:tcW w:type="dxa" w:w="2340"/>
-            <w:tcBorders>
-              <w:top w:val="single" w:color="000000" w:sz="4"/>
-              <w:left w:val="single" w:color="000000" w:sz="4"/>
-              <w:bottom w:val="single" w:color="000000" w:sz="4"/>
-              <w:right w:val="single" w:color="000000" w:sz="4"/>
-            </w:tcBorders>
-            <w:tcMar>
-              <w:top w:type="dxa" w:w="100"/>
-              <w:left w:type="dxa" w:w="100"/>
-              <w:bottom w:type="dxa" w:w="100"/>
-              <w:right w:type="dxa" w:w="100"/>
-            </w:tcMar>
-          </w:tcPr>
-          <w:p>
-            <w:pPr>
-              <w:jc w:val="center"/>
-            </w:pPr>
-            <w:r>
-              <w:rPr>
-                <w:b w:val="false"/>
-                <w:bCs w:val="false"/>
-                <w:sz w:val="20"/>
-                <w:szCs w:val="20"/>
-              </w:rPr>
-              <w:t xml:space="preserve">Riyaz Ismail Memon</w:t>
-            </w:r>
-          </w:p>
-        </w:tc>
-        <w:tc>
-          <w:tcPr>
-            <w:tcW w:type="dxa" w:w="2340"/>
-            <w:tcBorders>
-              <w:top w:val="single" w:color="000000" w:sz="4"/>
-              <w:left w:val="single" w:color="000000" w:sz="4"/>
-              <w:bottom w:val="single" w:color="000000" w:sz="4"/>
-              <w:right w:val="single" w:color="000000" w:sz="4"/>
-            </w:tcBorders>
-            <w:tcMar>
-              <w:top w:type="dxa" w:w="100"/>
-              <w:left w:type="dxa" w:w="100"/>
-              <w:bottom w:type="dxa" w:w="100"/>
-              <w:right w:type="dxa" w:w="100"/>
-            </w:tcMar>
-          </w:tcPr>
-          <w:p>
-            <w:pPr>
-              <w:jc w:val="center"/>
-            </w:pPr>
-            <w:r>
-              <w:rPr>
-                <w:b w:val="false"/>
-                <w:bCs w:val="false"/>
-                <w:sz w:val="20"/>
-                <w:szCs w:val="20"/>
-              </w:rPr>
-              <w:t xml:space="preserve">Riddhi Nilesh Patil</w:t>
+              <w:t xml:space="preserve">Luvv Sandesh Swami</w:t>
+            </w:r>
+          </w:p>
+        </w:tc>
+        <w:tc>
+          <w:tcPr>
+            <w:tcW w:type="dxa" w:w="2340"/>
+            <w:tcBorders>
+              <w:top w:val="single" w:color="000000" w:sz="4"/>
+              <w:left w:val="single" w:color="000000" w:sz="4"/>
+              <w:bottom w:val="single" w:color="000000" w:sz="4"/>
+              <w:right w:val="single" w:color="000000" w:sz="4"/>
+            </w:tcBorders>
+            <w:tcMar>
+              <w:top w:type="dxa" w:w="100"/>
+              <w:left w:type="dxa" w:w="100"/>
+              <w:bottom w:type="dxa" w:w="100"/>
+              <w:right w:type="dxa" w:w="100"/>
+            </w:tcMar>
+          </w:tcPr>
+          <w:p>
+            <w:pPr>
+              <w:jc w:val="center"/>
+            </w:pPr>
+            <w:r>
+              <w:rPr>
+                <w:b w:val="false"/>
+                <w:bCs w:val="false"/>
+                <w:sz w:val="20"/>
+                <w:szCs w:val="20"/>
+              </w:rPr>
+              <w:t xml:space="preserve">Spandan Deb</w:t>
+            </w:r>
+          </w:p>
+        </w:tc>
+        <w:tc>
+          <w:tcPr>
+            <w:tcW w:type="dxa" w:w="2340"/>
+            <w:tcBorders>
+              <w:top w:val="single" w:color="000000" w:sz="4"/>
+              <w:left w:val="single" w:color="000000" w:sz="4"/>
+              <w:bottom w:val="single" w:color="000000" w:sz="4"/>
+              <w:right w:val="single" w:color="000000" w:sz="4"/>
+            </w:tcBorders>
+            <w:tcMar>
+              <w:top w:type="dxa" w:w="100"/>
+              <w:left w:type="dxa" w:w="100"/>
+              <w:bottom w:type="dxa" w:w="100"/>
+              <w:right w:type="dxa" w:w="100"/>
+            </w:tcMar>
+          </w:tcPr>
+          <w:p>
+            <w:pPr>
+              <w:jc w:val="center"/>
+            </w:pPr>
+            <w:r>
+              <w:rPr>
+                <w:b w:val="false"/>
+                <w:bCs w:val="false"/>
+                <w:sz w:val="20"/>
+                <w:szCs w:val="20"/>
+              </w:rPr>
+              <w:t xml:space="preserve">Vaishnavi Mahesh Koyande</w:t>
+            </w:r>
+          </w:p>
+        </w:tc>
+        <w:tc>
+          <w:tcPr>
+            <w:tcW w:type="dxa" w:w="2340"/>
+            <w:tcBorders>
+              <w:top w:val="single" w:color="000000" w:sz="4"/>
+              <w:left w:val="single" w:color="000000" w:sz="4"/>
+              <w:bottom w:val="single" w:color="000000" w:sz="4"/>
+              <w:right w:val="single" w:color="000000" w:sz="4"/>
+            </w:tcBorders>
+            <w:tcMar>
+              <w:top w:type="dxa" w:w="100"/>
+              <w:left w:type="dxa" w:w="100"/>
+              <w:bottom w:type="dxa" w:w="100"/>
+              <w:right w:type="dxa" w:w="100"/>
+            </w:tcMar>
+          </w:tcPr>
+          <w:p>
+            <w:pPr>
+              <w:jc w:val="center"/>
+            </w:pPr>
+            <w:r>
+              <w:rPr>
+                <w:b w:val="false"/>
+                <w:bCs w:val="false"/>
+                <w:sz w:val="20"/>
+                <w:szCs w:val="20"/>
+              </w:rPr>
+              <w:t xml:space="preserve">Sanskruti Subhash Kadam</w:t>
             </w:r>
           </w:p>
         </w:tc>
@@ -695,100 +695,100 @@
                 <w:sz w:val="20"/>
                 <w:szCs w:val="20"/>
               </w:rPr>
-              <w:t xml:space="preserve">Juan Allwin Andrades</w:t>
-            </w:r>
-          </w:p>
-        </w:tc>
-        <w:tc>
-          <w:tcPr>
-            <w:tcW w:type="dxa" w:w="2340"/>
-            <w:tcBorders>
-              <w:top w:val="single" w:color="000000" w:sz="4"/>
-              <w:left w:val="single" w:color="000000" w:sz="4"/>
-              <w:bottom w:val="single" w:color="000000" w:sz="4"/>
-              <w:right w:val="single" w:color="000000" w:sz="4"/>
-            </w:tcBorders>
-            <w:tcMar>
-              <w:top w:type="dxa" w:w="100"/>
-              <w:left w:type="dxa" w:w="100"/>
-              <w:bottom w:type="dxa" w:w="100"/>
-              <w:right w:type="dxa" w:w="100"/>
-            </w:tcMar>
-          </w:tcPr>
-          <w:p>
-            <w:pPr>
-              <w:jc w:val="center"/>
-            </w:pPr>
-            <w:r>
-              <w:rPr>
-                <w:b w:val="false"/>
-                <w:bCs w:val="false"/>
-                <w:sz w:val="20"/>
-                <w:szCs w:val="20"/>
-              </w:rPr>
-              <w:t xml:space="preserve">Rohan Patil</w:t>
-            </w:r>
-          </w:p>
-        </w:tc>
-        <w:tc>
-          <w:tcPr>
-            <w:tcW w:type="dxa" w:w="2340"/>
-            <w:tcBorders>
-              <w:top w:val="single" w:color="000000" w:sz="4"/>
-              <w:left w:val="single" w:color="000000" w:sz="4"/>
-              <w:bottom w:val="single" w:color="000000" w:sz="4"/>
-              <w:right w:val="single" w:color="000000" w:sz="4"/>
-            </w:tcBorders>
-            <w:tcMar>
-              <w:top w:type="dxa" w:w="100"/>
-              <w:left w:type="dxa" w:w="100"/>
-              <w:bottom w:type="dxa" w:w="100"/>
-              <w:right w:type="dxa" w:w="100"/>
-            </w:tcMar>
-          </w:tcPr>
-          <w:p>
-            <w:pPr>
-              <w:jc w:val="center"/>
-            </w:pPr>
-            <w:r>
-              <w:rPr>
-                <w:b w:val="false"/>
-                <w:bCs w:val="false"/>
-                <w:sz w:val="20"/>
-                <w:szCs w:val="20"/>
-              </w:rPr>
-              <w:t xml:space="preserve">Bhoomi Uttam Barbole</w:t>
-            </w:r>
-          </w:p>
-        </w:tc>
-        <w:tc>
-          <w:tcPr>
-            <w:tcW w:type="dxa" w:w="2340"/>
-            <w:tcBorders>
-              <w:top w:val="single" w:color="000000" w:sz="4"/>
-              <w:left w:val="single" w:color="000000" w:sz="4"/>
-              <w:bottom w:val="single" w:color="000000" w:sz="4"/>
-              <w:right w:val="single" w:color="000000" w:sz="4"/>
-            </w:tcBorders>
-            <w:tcMar>
-              <w:top w:type="dxa" w:w="100"/>
-              <w:left w:type="dxa" w:w="100"/>
-              <w:bottom w:type="dxa" w:w="100"/>
-              <w:right w:type="dxa" w:w="100"/>
-            </w:tcMar>
-          </w:tcPr>
-          <w:p>
-            <w:pPr>
-              <w:jc w:val="center"/>
-            </w:pPr>
-            <w:r>
-              <w:rPr>
-                <w:b w:val="false"/>
-                <w:bCs w:val="false"/>
-                <w:sz w:val="20"/>
-                <w:szCs w:val="20"/>
-              </w:rPr>
-              <w:t xml:space="preserve">Spandan Deb</w:t>
+              <w:t xml:space="preserve">Adarsh Arvind Gupta</w:t>
+            </w:r>
+          </w:p>
+        </w:tc>
+        <w:tc>
+          <w:tcPr>
+            <w:tcW w:type="dxa" w:w="2340"/>
+            <w:tcBorders>
+              <w:top w:val="single" w:color="000000" w:sz="4"/>
+              <w:left w:val="single" w:color="000000" w:sz="4"/>
+              <w:bottom w:val="single" w:color="000000" w:sz="4"/>
+              <w:right w:val="single" w:color="000000" w:sz="4"/>
+            </w:tcBorders>
+            <w:tcMar>
+              <w:top w:type="dxa" w:w="100"/>
+              <w:left w:type="dxa" w:w="100"/>
+              <w:bottom w:type="dxa" w:w="100"/>
+              <w:right w:type="dxa" w:w="100"/>
+            </w:tcMar>
+          </w:tcPr>
+          <w:p>
+            <w:pPr>
+              <w:jc w:val="center"/>
+            </w:pPr>
+            <w:r>
+              <w:rPr>
+                <w:b w:val="false"/>
+                <w:bCs w:val="false"/>
+                <w:sz w:val="20"/>
+                <w:szCs w:val="20"/>
+              </w:rPr>
+              <w:t xml:space="preserve">Riddhi Nilesh Patil</w:t>
+            </w:r>
+          </w:p>
+        </w:tc>
+        <w:tc>
+          <w:tcPr>
+            <w:tcW w:type="dxa" w:w="2340"/>
+            <w:tcBorders>
+              <w:top w:val="single" w:color="000000" w:sz="4"/>
+              <w:left w:val="single" w:color="000000" w:sz="4"/>
+              <w:bottom w:val="single" w:color="000000" w:sz="4"/>
+              <w:right w:val="single" w:color="000000" w:sz="4"/>
+            </w:tcBorders>
+            <w:tcMar>
+              <w:top w:type="dxa" w:w="100"/>
+              <w:left w:type="dxa" w:w="100"/>
+              <w:bottom w:type="dxa" w:w="100"/>
+              <w:right w:type="dxa" w:w="100"/>
+            </w:tcMar>
+          </w:tcPr>
+          <w:p>
+            <w:pPr>
+              <w:jc w:val="center"/>
+            </w:pPr>
+            <w:r>
+              <w:rPr>
+                <w:b w:val="false"/>
+                <w:bCs w:val="false"/>
+                <w:sz w:val="20"/>
+                <w:szCs w:val="20"/>
+              </w:rPr>
+              <w:t xml:space="preserve">Ruth Anand Bonala</w:t>
+            </w:r>
+          </w:p>
+        </w:tc>
+        <w:tc>
+          <w:tcPr>
+            <w:tcW w:type="dxa" w:w="2340"/>
+            <w:tcBorders>
+              <w:top w:val="single" w:color="000000" w:sz="4"/>
+              <w:left w:val="single" w:color="000000" w:sz="4"/>
+              <w:bottom w:val="single" w:color="000000" w:sz="4"/>
+              <w:right w:val="single" w:color="000000" w:sz="4"/>
+            </w:tcBorders>
+            <w:tcMar>
+              <w:top w:type="dxa" w:w="100"/>
+              <w:left w:type="dxa" w:w="100"/>
+              <w:bottom w:type="dxa" w:w="100"/>
+              <w:right w:type="dxa" w:w="100"/>
+            </w:tcMar>
+          </w:tcPr>
+          <w:p>
+            <w:pPr>
+              <w:jc w:val="center"/>
+            </w:pPr>
+            <w:r>
+              <w:rPr>
+                <w:b w:val="false"/>
+                <w:bCs w:val="false"/>
+                <w:sz w:val="20"/>
+                <w:szCs w:val="20"/>
+              </w:rPr>
+              <w:t xml:space="preserve">Gracy Mitesh Shah</w:t>
             </w:r>
           </w:p>
         </w:tc>
@@ -852,69 +852,69 @@
                 <w:sz w:val="20"/>
                 <w:szCs w:val="20"/>
               </w:rPr>
-              <w:t xml:space="preserve">Diksha Manoj Patil</w:t>
-            </w:r>
-          </w:p>
-        </w:tc>
-        <w:tc>
-          <w:tcPr>
-            <w:tcW w:type="dxa" w:w="2340"/>
-            <w:tcBorders>
-              <w:top w:val="single" w:color="000000" w:sz="4"/>
-              <w:left w:val="single" w:color="000000" w:sz="4"/>
-              <w:bottom w:val="single" w:color="000000" w:sz="4"/>
-              <w:right w:val="single" w:color="000000" w:sz="4"/>
-            </w:tcBorders>
-            <w:tcMar>
-              <w:top w:type="dxa" w:w="100"/>
-              <w:left w:type="dxa" w:w="100"/>
-              <w:bottom w:type="dxa" w:w="100"/>
-              <w:right w:type="dxa" w:w="100"/>
-            </w:tcMar>
-          </w:tcPr>
-          <w:p>
-            <w:pPr>
-              <w:jc w:val="center"/>
-            </w:pPr>
-            <w:r>
-              <w:rPr>
-                <w:b w:val="false"/>
-                <w:bCs w:val="false"/>
-                <w:sz w:val="20"/>
-                <w:szCs w:val="20"/>
-              </w:rPr>
-              <w:t xml:space="preserve">Atharva Atul Kawtikwar</w:t>
-            </w:r>
-          </w:p>
-        </w:tc>
-        <w:tc>
-          <w:tcPr>
-            <w:tcW w:type="dxa" w:w="2340"/>
-            <w:tcBorders>
-              <w:top w:val="single" w:color="000000" w:sz="4"/>
-              <w:left w:val="single" w:color="000000" w:sz="4"/>
-              <w:bottom w:val="single" w:color="000000" w:sz="4"/>
-              <w:right w:val="single" w:color="000000" w:sz="4"/>
-            </w:tcBorders>
-            <w:tcMar>
-              <w:top w:type="dxa" w:w="100"/>
-              <w:left w:type="dxa" w:w="100"/>
-              <w:bottom w:type="dxa" w:w="100"/>
-              <w:right w:type="dxa" w:w="100"/>
-            </w:tcMar>
-          </w:tcPr>
-          <w:p>
-            <w:pPr>
-              <w:jc w:val="center"/>
-            </w:pPr>
-            <w:r>
-              <w:rPr>
-                <w:b w:val="false"/>
-                <w:bCs w:val="false"/>
-                <w:sz w:val="20"/>
-                <w:szCs w:val="20"/>
-              </w:rPr>
-              <w:t xml:space="preserve">Gracy Mitesh Shah</w:t>
+              <w:t xml:space="preserve">Vanshika Rajkumar Raheja</w:t>
+            </w:r>
+          </w:p>
+        </w:tc>
+        <w:tc>
+          <w:tcPr>
+            <w:tcW w:type="dxa" w:w="2340"/>
+            <w:tcBorders>
+              <w:top w:val="single" w:color="000000" w:sz="4"/>
+              <w:left w:val="single" w:color="000000" w:sz="4"/>
+              <w:bottom w:val="single" w:color="000000" w:sz="4"/>
+              <w:right w:val="single" w:color="000000" w:sz="4"/>
+            </w:tcBorders>
+            <w:tcMar>
+              <w:top w:type="dxa" w:w="100"/>
+              <w:left w:type="dxa" w:w="100"/>
+              <w:bottom w:type="dxa" w:w="100"/>
+              <w:right w:type="dxa" w:w="100"/>
+            </w:tcMar>
+          </w:tcPr>
+          <w:p>
+            <w:pPr>
+              <w:jc w:val="center"/>
+            </w:pPr>
+            <w:r>
+              <w:rPr>
+                <w:b w:val="false"/>
+                <w:bCs w:val="false"/>
+                <w:sz w:val="20"/>
+                <w:szCs w:val="20"/>
+              </w:rPr>
+              <w:t xml:space="preserve">Riyaz Ismail Memon</w:t>
+            </w:r>
+          </w:p>
+        </w:tc>
+        <w:tc>
+          <w:tcPr>
+            <w:tcW w:type="dxa" w:w="2340"/>
+            <w:tcBorders>
+              <w:top w:val="single" w:color="000000" w:sz="4"/>
+              <w:left w:val="single" w:color="000000" w:sz="4"/>
+              <w:bottom w:val="single" w:color="000000" w:sz="4"/>
+              <w:right w:val="single" w:color="000000" w:sz="4"/>
+            </w:tcBorders>
+            <w:tcMar>
+              <w:top w:type="dxa" w:w="100"/>
+              <w:left w:type="dxa" w:w="100"/>
+              <w:bottom w:type="dxa" w:w="100"/>
+              <w:right w:type="dxa" w:w="100"/>
+            </w:tcMar>
+          </w:tcPr>
+          <w:p>
+            <w:pPr>
+              <w:jc w:val="center"/>
+            </w:pPr>
+            <w:r>
+              <w:rPr>
+                <w:b w:val="false"/>
+                <w:bCs w:val="false"/>
+                <w:sz w:val="20"/>
+                <w:szCs w:val="20"/>
+              </w:rPr>
+              <w:t xml:space="preserve">Nishant Sachin Khetal</w:t>
             </w:r>
           </w:p>
         </w:tc>
@@ -947,38 +947,69 @@
                 <w:sz w:val="20"/>
                 <w:szCs w:val="20"/>
               </w:rPr>
-              <w:t xml:space="preserve">Vanshika Rajkumar Raheja</w:t>
-            </w:r>
-          </w:p>
-        </w:tc>
-        <w:tc>
-          <w:tcPr>
-            <w:tcW w:type="dxa" w:w="2340"/>
-            <w:tcBorders>
-              <w:top w:val="single" w:color="000000" w:sz="4"/>
-              <w:left w:val="single" w:color="000000" w:sz="4"/>
-              <w:bottom w:val="single" w:color="000000" w:sz="4"/>
-              <w:right w:val="single" w:color="000000" w:sz="4"/>
-            </w:tcBorders>
-            <w:tcMar>
-              <w:top w:type="dxa" w:w="100"/>
-              <w:left w:type="dxa" w:w="100"/>
-              <w:bottom w:type="dxa" w:w="100"/>
-              <w:right w:type="dxa" w:w="100"/>
-            </w:tcMar>
-          </w:tcPr>
-          <w:p>
-            <w:pPr>
-              <w:jc w:val="center"/>
-            </w:pPr>
-            <w:r>
-              <w:rPr>
-                <w:b w:val="false"/>
-                <w:bCs w:val="false"/>
-                <w:sz w:val="20"/>
-                <w:szCs w:val="20"/>
-              </w:rPr>
-              <w:t xml:space="preserve">Dhanashree Sanjay Chila</w:t>
+              <w:t xml:space="preserve">Shreeya Mahesh Bhalerao</w:t>
+            </w:r>
+          </w:p>
+        </w:tc>
+        <w:tc>
+          <w:tcPr>
+            <w:tcW w:type="dxa" w:w="2340"/>
+            <w:tcBorders>
+              <w:top w:val="single" w:color="000000" w:sz="4"/>
+              <w:left w:val="single" w:color="000000" w:sz="4"/>
+              <w:bottom w:val="single" w:color="000000" w:sz="4"/>
+              <w:right w:val="single" w:color="000000" w:sz="4"/>
+            </w:tcBorders>
+            <w:tcMar>
+              <w:top w:type="dxa" w:w="100"/>
+              <w:left w:type="dxa" w:w="100"/>
+              <w:bottom w:type="dxa" w:w="100"/>
+              <w:right w:type="dxa" w:w="100"/>
+            </w:tcMar>
+          </w:tcPr>
+          <w:p>
+            <w:pPr>
+              <w:jc w:val="center"/>
+            </w:pPr>
+            <w:r>
+              <w:rPr>
+                <w:b w:val="false"/>
+                <w:bCs w:val="false"/>
+                <w:sz w:val="20"/>
+                <w:szCs w:val="20"/>
+              </w:rPr>
+              <w:t xml:space="preserve">Janhvi Ravindra Bhandarkar</w:t>
+            </w:r>
+          </w:p>
+        </w:tc>
+        <w:tc>
+          <w:tcPr>
+            <w:tcW w:type="dxa" w:w="2340"/>
+            <w:tcBorders>
+              <w:top w:val="single" w:color="000000" w:sz="4"/>
+              <w:left w:val="single" w:color="000000" w:sz="4"/>
+              <w:bottom w:val="single" w:color="000000" w:sz="4"/>
+              <w:right w:val="single" w:color="000000" w:sz="4"/>
+            </w:tcBorders>
+            <w:tcMar>
+              <w:top w:type="dxa" w:w="100"/>
+              <w:left w:type="dxa" w:w="100"/>
+              <w:bottom w:type="dxa" w:w="100"/>
+              <w:right w:type="dxa" w:w="100"/>
+            </w:tcMar>
+          </w:tcPr>
+          <w:p>
+            <w:pPr>
+              <w:jc w:val="center"/>
+            </w:pPr>
+            <w:r>
+              <w:rPr>
+                <w:b w:val="false"/>
+                <w:bCs w:val="false"/>
+                <w:sz w:val="20"/>
+                <w:szCs w:val="20"/>
+              </w:rPr>
+              <w:t xml:space="preserve">Jai Rajesh Jain</w:t>
             </w:r>
           </w:p>
         </w:tc>
@@ -1010,37 +1041,6 @@
                 <w:szCs w:val="20"/>
               </w:rPr>
               <w:t xml:space="preserve">Sumit Jagdish Desai</w:t>
-            </w:r>
-          </w:p>
-        </w:tc>
-        <w:tc>
-          <w:tcPr>
-            <w:tcW w:type="dxa" w:w="2340"/>
-            <w:tcBorders>
-              <w:top w:val="single" w:color="000000" w:sz="4"/>
-              <w:left w:val="single" w:color="000000" w:sz="4"/>
-              <w:bottom w:val="single" w:color="000000" w:sz="4"/>
-              <w:right w:val="single" w:color="000000" w:sz="4"/>
-            </w:tcBorders>
-            <w:tcMar>
-              <w:top w:type="dxa" w:w="100"/>
-              <w:left w:type="dxa" w:w="100"/>
-              <w:bottom w:type="dxa" w:w="100"/>
-              <w:right w:type="dxa" w:w="100"/>
-            </w:tcMar>
-          </w:tcPr>
-          <w:p>
-            <w:pPr>
-              <w:jc w:val="center"/>
-            </w:pPr>
-            <w:r>
-              <w:rPr>
-                <w:b w:val="false"/>
-                <w:bCs w:val="false"/>
-                <w:sz w:val="20"/>
-                <w:szCs w:val="20"/>
-              </w:rPr>
-              <w:t xml:space="preserve">Nishant Sachin Khetal</w:t>
             </w:r>
           </w:p>
         </w:tc>
@@ -1073,69 +1073,7 @@
                 <w:sz w:val="20"/>
                 <w:szCs w:val="20"/>
               </w:rPr>
-              <w:t xml:space="preserve">Ruchit Ramesh Shetty</w:t>
-            </w:r>
-          </w:p>
-        </w:tc>
-        <w:tc>
-          <w:tcPr>
-            <w:tcW w:type="dxa" w:w="2340"/>
-            <w:tcBorders>
-              <w:top w:val="single" w:color="000000" w:sz="4"/>
-              <w:left w:val="single" w:color="000000" w:sz="4"/>
-              <w:bottom w:val="single" w:color="000000" w:sz="4"/>
-              <w:right w:val="single" w:color="000000" w:sz="4"/>
-            </w:tcBorders>
-            <w:tcMar>
-              <w:top w:type="dxa" w:w="100"/>
-              <w:left w:type="dxa" w:w="100"/>
-              <w:bottom w:type="dxa" w:w="100"/>
-              <w:right w:type="dxa" w:w="100"/>
-            </w:tcMar>
-          </w:tcPr>
-          <w:p>
-            <w:pPr>
-              <w:jc w:val="center"/>
-            </w:pPr>
-            <w:r>
-              <w:rPr>
-                <w:b w:val="false"/>
-                <w:bCs w:val="false"/>
-                <w:sz w:val="20"/>
-                <w:szCs w:val="20"/>
-              </w:rPr>
-              <w:t xml:space="preserve">Janhvi Ravindra Bhandarkar</w:t>
-            </w:r>
-          </w:p>
-        </w:tc>
-        <w:tc>
-          <w:tcPr>
-            <w:tcW w:type="dxa" w:w="2340"/>
-            <w:tcBorders>
-              <w:top w:val="single" w:color="000000" w:sz="4"/>
-              <w:left w:val="single" w:color="000000" w:sz="4"/>
-              <w:bottom w:val="single" w:color="000000" w:sz="4"/>
-              <w:right w:val="single" w:color="000000" w:sz="4"/>
-            </w:tcBorders>
-            <w:tcMar>
-              <w:top w:type="dxa" w:w="100"/>
-              <w:left w:type="dxa" w:w="100"/>
-              <w:bottom w:type="dxa" w:w="100"/>
-              <w:right w:type="dxa" w:w="100"/>
-            </w:tcMar>
-          </w:tcPr>
-          <w:p>
-            <w:pPr>
-              <w:jc w:val="center"/>
-            </w:pPr>
-            <w:r>
-              <w:rPr>
-                <w:b w:val="false"/>
-                <w:bCs w:val="false"/>
-                <w:sz w:val="20"/>
-                <w:szCs w:val="20"/>
-              </w:rPr>
-              <w:t xml:space="preserve">Shreeya Mahesh Bhalerao</w:t>
+              <w:t xml:space="preserve">Aditya Nagesh Raorane</w:t>
             </w:r>
           </w:p>
         </w:tc>
@@ -1167,6 +1105,68 @@
                 <w:szCs w:val="20"/>
               </w:rPr>
               <w:t xml:space="preserve">Piyush Rajesh Parate</w:t>
+            </w:r>
+          </w:p>
+        </w:tc>
+        <w:tc>
+          <w:tcPr>
+            <w:tcW w:type="dxa" w:w="2340"/>
+            <w:tcBorders>
+              <w:top w:val="single" w:color="000000" w:sz="4"/>
+              <w:left w:val="single" w:color="000000" w:sz="4"/>
+              <w:bottom w:val="single" w:color="000000" w:sz="4"/>
+              <w:right w:val="single" w:color="000000" w:sz="4"/>
+            </w:tcBorders>
+            <w:tcMar>
+              <w:top w:type="dxa" w:w="100"/>
+              <w:left w:type="dxa" w:w="100"/>
+              <w:bottom w:type="dxa" w:w="100"/>
+              <w:right w:type="dxa" w:w="100"/>
+            </w:tcMar>
+          </w:tcPr>
+          <w:p>
+            <w:pPr>
+              <w:jc w:val="center"/>
+            </w:pPr>
+            <w:r>
+              <w:rPr>
+                <w:b w:val="false"/>
+                <w:bCs w:val="false"/>
+                <w:sz w:val="20"/>
+                <w:szCs w:val="20"/>
+              </w:rPr>
+              <w:t xml:space="preserve">Bhoomi Uttam Barbole</w:t>
+            </w:r>
+          </w:p>
+        </w:tc>
+        <w:tc>
+          <w:tcPr>
+            <w:tcW w:type="dxa" w:w="2340"/>
+            <w:tcBorders>
+              <w:top w:val="single" w:color="000000" w:sz="4"/>
+              <w:left w:val="single" w:color="000000" w:sz="4"/>
+              <w:bottom w:val="single" w:color="000000" w:sz="4"/>
+              <w:right w:val="single" w:color="000000" w:sz="4"/>
+            </w:tcBorders>
+            <w:tcMar>
+              <w:top w:type="dxa" w:w="100"/>
+              <w:left w:type="dxa" w:w="100"/>
+              <w:bottom w:type="dxa" w:w="100"/>
+              <w:right w:type="dxa" w:w="100"/>
+            </w:tcMar>
+          </w:tcPr>
+          <w:p>
+            <w:pPr>
+              <w:jc w:val="center"/>
+            </w:pPr>
+            <w:r>
+              <w:rPr>
+                <w:b w:val="false"/>
+                <w:bCs w:val="false"/>
+                <w:sz w:val="20"/>
+                <w:szCs w:val="20"/>
+              </w:rPr>
+              <w:t xml:space="preserve">Vaishav Rajendraprasad Pal</w:t>
             </w:r>
           </w:p>
         </w:tc>
@@ -1199,7 +1199,7 @@
                 <w:sz w:val="20"/>
                 <w:szCs w:val="20"/>
               </w:rPr>
-              <w:t xml:space="preserve">Kaustubh Kiran Gaikwad</w:t>
+              <w:t xml:space="preserve">Dhanashree Sanjay Chila</w:t>
             </w:r>
           </w:p>
         </w:tc>
